--- a/screen.docx
+++ b/screen.docx
@@ -2,6 +2,11 @@
 <file path=word/document.xml><?xml version="1.0" encoding="utf-8"?>
 <w:document xmlns:wpc="http://schemas.microsoft.com/office/word/2010/wordprocessingCanvas" xmlns:cx="http://schemas.microsoft.com/office/drawing/2014/chartex" xmlns:cx1="http://schemas.microsoft.com/office/drawing/2015/9/8/chartex" xmlns:cx2="http://schemas.microsoft.com/office/drawing/2015/10/21/chartex" xmlns:cx3="http://schemas.microsoft.com/office/drawing/2016/5/9/chartex" xmlns:cx4="http://schemas.microsoft.com/office/drawing/2016/5/10/chartex" xmlns:cx5="http://schemas.microsoft.com/office/drawing/2016/5/11/chartex" xmlns:cx6="http://schemas.microsoft.com/office/drawing/2016/5/12/chartex" xmlns:cx7="http://schemas.microsoft.com/office/drawing/2016/5/13/chartex" xmlns:cx8="http://schemas.microsoft.com/office/drawing/2016/5/14/chartex" xmlns:mc="http://schemas.openxmlformats.org/markup-compatibility/2006" xmlns:aink="http://schemas.microsoft.com/office/drawing/2016/ink" xmlns:am3d="http://schemas.microsoft.com/office/drawing/2017/model3d" xmlns:o="urn:schemas-microsoft-com:office:office" xmlns:oel="http://schemas.microsoft.com/office/2019/extlst" xmlns:r="http://schemas.openxmlformats.org/officeDocument/2006/relationships" xmlns:m="http://schemas.openxmlformats.org/officeDocument/2006/math" xmlns:v="urn:schemas-microsoft-com:vml" xmlns:wp14="http://schemas.microsoft.com/office/word/2010/wordprocessingDrawing" xmlns:wp="http://schemas.openxmlformats.org/drawingml/2006/wordprocessingDrawing" xmlns:w10="urn:schemas-microsoft-com:office:word" xmlns:w="http://schemas.openxmlformats.org/wordprocessingml/2006/main" xmlns:w14="http://schemas.microsoft.com/office/word/2010/wordml" xmlns:w15="http://schemas.microsoft.com/office/word/2012/wordml" xmlns:w16cex="http://schemas.microsoft.com/office/word/2018/wordml/cex" xmlns:w16cid="http://schemas.microsoft.com/office/word/2016/wordml/cid" xmlns:w16="http://schemas.microsoft.com/office/word/2018/wordml" xmlns:w16du="http://schemas.microsoft.com/office/word/2023/wordml/word16du" xmlns:w16sdtdh="http://schemas.microsoft.com/office/word/2020/wordml/sdtdatahash" xmlns:w16sdtfl="http://schemas.microsoft.com/office/word/2024/wordml/sdtformatlock" xmlns:w16se="http://schemas.microsoft.com/office/word/2015/wordml/symex" xmlns:wpg="http://schemas.microsoft.com/office/word/2010/wordprocessingGroup" xmlns:wpi="http://schemas.microsoft.com/office/word/2010/wordprocessingInk" xmlns:wne="http://schemas.microsoft.com/office/word/2006/wordml" xmlns:wps="http://schemas.microsoft.com/office/word/2010/wordprocessingShape" mc:Ignorable="w14 w15 w16se w16cid w16 w16cex w16sdtdh w16sdtfl w16du wp14">
   <w:body>
+    <w:p>
+      <w:r>
+        <w:t>Fase I</w:t>
+      </w:r>
+    </w:p>
     <w:p>
       <w:r>
         <w:t xml:space="preserve">Paso </w:t>
@@ -65,6 +70,9 @@
     </w:p>
     <w:p>
       <w:r>
+        <w:rPr>
+          <w:noProof/>
+        </w:rPr>
         <w:drawing>
           <wp:inline distT="0" distB="0" distL="0" distR="0" wp14:anchorId="70926F74" wp14:editId="30413946">
             <wp:extent cx="5612130" cy="1557020"/>
@@ -102,6 +110,99 @@
         </w:drawing>
       </w:r>
     </w:p>
+    <w:p/>
+    <w:p/>
+    <w:p/>
+    <w:p/>
+    <w:p/>
+    <w:p/>
+    <w:p/>
+    <w:p/>
+    <w:p>
+      <w:r>
+        <w:t>Paso 8 al 13</w:t>
+      </w:r>
+    </w:p>
+    <w:p>
+      <w:r>
+        <w:drawing>
+          <wp:inline distT="0" distB="0" distL="0" distR="0" wp14:anchorId="3B73F99D" wp14:editId="6946D276">
+            <wp:extent cx="5612130" cy="3960495"/>
+            <wp:effectExtent l="0" t="0" r="7620" b="1905"/>
+            <wp:docPr id="567703190" name="Imagen 1"/>
+            <wp:cNvGraphicFramePr>
+              <a:graphicFrameLocks xmlns:a="http://schemas.openxmlformats.org/drawingml/2006/main" noChangeAspect="1"/>
+            </wp:cNvGraphicFramePr>
+            <a:graphic xmlns:a="http://schemas.openxmlformats.org/drawingml/2006/main">
+              <a:graphicData uri="http://schemas.openxmlformats.org/drawingml/2006/picture">
+                <pic:pic xmlns:pic="http://schemas.openxmlformats.org/drawingml/2006/picture">
+                  <pic:nvPicPr>
+                    <pic:cNvPr id="567703190" name=""/>
+                    <pic:cNvPicPr/>
+                  </pic:nvPicPr>
+                  <pic:blipFill>
+                    <a:blip r:embed="rId6"/>
+                    <a:stretch>
+                      <a:fillRect/>
+                    </a:stretch>
+                  </pic:blipFill>
+                  <pic:spPr>
+                    <a:xfrm>
+                      <a:off x="0" y="0"/>
+                      <a:ext cx="5612130" cy="3960495"/>
+                    </a:xfrm>
+                    <a:prstGeom prst="rect">
+                      <a:avLst/>
+                    </a:prstGeom>
+                  </pic:spPr>
+                </pic:pic>
+              </a:graphicData>
+            </a:graphic>
+          </wp:inline>
+        </w:drawing>
+      </w:r>
+    </w:p>
+    <w:p>
+      <w:r>
+        <w:lastRenderedPageBreak/>
+        <w:drawing>
+          <wp:inline distT="0" distB="0" distL="0" distR="0" wp14:anchorId="7AC6BCD4" wp14:editId="79879E52">
+            <wp:extent cx="5612130" cy="4947285"/>
+            <wp:effectExtent l="0" t="0" r="7620" b="5715"/>
+            <wp:docPr id="1065915823" name="Imagen 1"/>
+            <wp:cNvGraphicFramePr>
+              <a:graphicFrameLocks xmlns:a="http://schemas.openxmlformats.org/drawingml/2006/main" noChangeAspect="1"/>
+            </wp:cNvGraphicFramePr>
+            <a:graphic xmlns:a="http://schemas.openxmlformats.org/drawingml/2006/main">
+              <a:graphicData uri="http://schemas.openxmlformats.org/drawingml/2006/picture">
+                <pic:pic xmlns:pic="http://schemas.openxmlformats.org/drawingml/2006/picture">
+                  <pic:nvPicPr>
+                    <pic:cNvPr id="1065915823" name=""/>
+                    <pic:cNvPicPr/>
+                  </pic:nvPicPr>
+                  <pic:blipFill>
+                    <a:blip r:embed="rId7"/>
+                    <a:stretch>
+                      <a:fillRect/>
+                    </a:stretch>
+                  </pic:blipFill>
+                  <pic:spPr>
+                    <a:xfrm>
+                      <a:off x="0" y="0"/>
+                      <a:ext cx="5612130" cy="4947285"/>
+                    </a:xfrm>
+                    <a:prstGeom prst="rect">
+                      <a:avLst/>
+                    </a:prstGeom>
+                  </pic:spPr>
+                </pic:pic>
+              </a:graphicData>
+            </a:graphic>
+          </wp:inline>
+        </w:drawing>
+      </w:r>
+    </w:p>
+    <w:p/>
     <w:p/>
     <w:sectPr>
       <w:pgSz w:w="12240" w:h="15840"/>

--- a/screen.docx
+++ b/screen.docx
@@ -165,6 +165,49 @@
     <w:p>
       <w:r>
         <w:lastRenderedPageBreak/>
+        <w:t>Fase II</w:t>
+      </w:r>
+      <w:r>
+        <w:drawing>
+          <wp:inline distT="0" distB="0" distL="0" distR="0" wp14:anchorId="24FE79C9" wp14:editId="27B68771">
+            <wp:extent cx="5612130" cy="4149725"/>
+            <wp:effectExtent l="0" t="0" r="7620" b="3175"/>
+            <wp:docPr id="1790694128" name="Imagen 1"/>
+            <wp:cNvGraphicFramePr>
+              <a:graphicFrameLocks xmlns:a="http://schemas.openxmlformats.org/drawingml/2006/main" noChangeAspect="1"/>
+            </wp:cNvGraphicFramePr>
+            <a:graphic xmlns:a="http://schemas.openxmlformats.org/drawingml/2006/main">
+              <a:graphicData uri="http://schemas.openxmlformats.org/drawingml/2006/picture">
+                <pic:pic xmlns:pic="http://schemas.openxmlformats.org/drawingml/2006/picture">
+                  <pic:nvPicPr>
+                    <pic:cNvPr id="1790694128" name=""/>
+                    <pic:cNvPicPr/>
+                  </pic:nvPicPr>
+                  <pic:blipFill>
+                    <a:blip r:embed="rId7"/>
+                    <a:stretch>
+                      <a:fillRect/>
+                    </a:stretch>
+                  </pic:blipFill>
+                  <pic:spPr>
+                    <a:xfrm>
+                      <a:off x="0" y="0"/>
+                      <a:ext cx="5612130" cy="4149725"/>
+                    </a:xfrm>
+                    <a:prstGeom prst="rect">
+                      <a:avLst/>
+                    </a:prstGeom>
+                  </pic:spPr>
+                </pic:pic>
+              </a:graphicData>
+            </a:graphic>
+          </wp:inline>
+        </w:drawing>
+      </w:r>
+    </w:p>
+    <w:p>
+      <w:r>
+        <w:lastRenderedPageBreak/>
         <w:drawing>
           <wp:inline distT="0" distB="0" distL="0" distR="0" wp14:anchorId="7AC6BCD4" wp14:editId="79879E52">
             <wp:extent cx="5612130" cy="4947285"/>
@@ -181,7 +224,7 @@
                     <pic:cNvPicPr/>
                   </pic:nvPicPr>
                   <pic:blipFill>
-                    <a:blip r:embed="rId7"/>
+                    <a:blip r:embed="rId8"/>
                     <a:stretch>
                       <a:fillRect/>
                     </a:stretch>

--- a/screen.docx
+++ b/screen.docx
@@ -207,6 +207,214 @@
     </w:p>
     <w:p>
       <w:r>
+        <w:t>Fase III</w:t>
+      </w:r>
+    </w:p>
+    <w:p>
+      <w:r>
+        <w:lastRenderedPageBreak/>
+        <w:drawing>
+          <wp:inline distT="0" distB="0" distL="0" distR="0" wp14:anchorId="3499BCE5" wp14:editId="33571A2E">
+            <wp:extent cx="5612130" cy="5494020"/>
+            <wp:effectExtent l="0" t="0" r="7620" b="0"/>
+            <wp:docPr id="382771089" name="Imagen 1"/>
+            <wp:cNvGraphicFramePr>
+              <a:graphicFrameLocks xmlns:a="http://schemas.openxmlformats.org/drawingml/2006/main" noChangeAspect="1"/>
+            </wp:cNvGraphicFramePr>
+            <a:graphic xmlns:a="http://schemas.openxmlformats.org/drawingml/2006/main">
+              <a:graphicData uri="http://schemas.openxmlformats.org/drawingml/2006/picture">
+                <pic:pic xmlns:pic="http://schemas.openxmlformats.org/drawingml/2006/picture">
+                  <pic:nvPicPr>
+                    <pic:cNvPr id="382771089" name=""/>
+                    <pic:cNvPicPr/>
+                  </pic:nvPicPr>
+                  <pic:blipFill>
+                    <a:blip r:embed="rId8"/>
+                    <a:stretch>
+                      <a:fillRect/>
+                    </a:stretch>
+                  </pic:blipFill>
+                  <pic:spPr>
+                    <a:xfrm>
+                      <a:off x="0" y="0"/>
+                      <a:ext cx="5612130" cy="5494020"/>
+                    </a:xfrm>
+                    <a:prstGeom prst="rect">
+                      <a:avLst/>
+                    </a:prstGeom>
+                  </pic:spPr>
+                </pic:pic>
+              </a:graphicData>
+            </a:graphic>
+          </wp:inline>
+        </w:drawing>
+      </w:r>
+    </w:p>
+    <w:p>
+      <w:r>
+        <w:lastRenderedPageBreak/>
+        <w:drawing>
+          <wp:inline distT="0" distB="0" distL="0" distR="0" wp14:anchorId="7A79DDDD" wp14:editId="31BC3767">
+            <wp:extent cx="5612130" cy="5109210"/>
+            <wp:effectExtent l="0" t="0" r="7620" b="0"/>
+            <wp:docPr id="269023953" name="Imagen 1"/>
+            <wp:cNvGraphicFramePr>
+              <a:graphicFrameLocks xmlns:a="http://schemas.openxmlformats.org/drawingml/2006/main" noChangeAspect="1"/>
+            </wp:cNvGraphicFramePr>
+            <a:graphic xmlns:a="http://schemas.openxmlformats.org/drawingml/2006/main">
+              <a:graphicData uri="http://schemas.openxmlformats.org/drawingml/2006/picture">
+                <pic:pic xmlns:pic="http://schemas.openxmlformats.org/drawingml/2006/picture">
+                  <pic:nvPicPr>
+                    <pic:cNvPr id="269023953" name=""/>
+                    <pic:cNvPicPr/>
+                  </pic:nvPicPr>
+                  <pic:blipFill>
+                    <a:blip r:embed="rId9"/>
+                    <a:stretch>
+                      <a:fillRect/>
+                    </a:stretch>
+                  </pic:blipFill>
+                  <pic:spPr>
+                    <a:xfrm>
+                      <a:off x="0" y="0"/>
+                      <a:ext cx="5612130" cy="5109210"/>
+                    </a:xfrm>
+                    <a:prstGeom prst="rect">
+                      <a:avLst/>
+                    </a:prstGeom>
+                  </pic:spPr>
+                </pic:pic>
+              </a:graphicData>
+            </a:graphic>
+          </wp:inline>
+        </w:drawing>
+      </w:r>
+    </w:p>
+    <w:p>
+      <w:r>
+        <w:lastRenderedPageBreak/>
+        <w:drawing>
+          <wp:inline distT="0" distB="0" distL="0" distR="0" wp14:anchorId="6BA8233E" wp14:editId="315835B0">
+            <wp:extent cx="5612130" cy="4576445"/>
+            <wp:effectExtent l="0" t="0" r="7620" b="0"/>
+            <wp:docPr id="746772938" name="Imagen 1"/>
+            <wp:cNvGraphicFramePr>
+              <a:graphicFrameLocks xmlns:a="http://schemas.openxmlformats.org/drawingml/2006/main" noChangeAspect="1"/>
+            </wp:cNvGraphicFramePr>
+            <a:graphic xmlns:a="http://schemas.openxmlformats.org/drawingml/2006/main">
+              <a:graphicData uri="http://schemas.openxmlformats.org/drawingml/2006/picture">
+                <pic:pic xmlns:pic="http://schemas.openxmlformats.org/drawingml/2006/picture">
+                  <pic:nvPicPr>
+                    <pic:cNvPr id="746772938" name=""/>
+                    <pic:cNvPicPr/>
+                  </pic:nvPicPr>
+                  <pic:blipFill>
+                    <a:blip r:embed="rId10"/>
+                    <a:stretch>
+                      <a:fillRect/>
+                    </a:stretch>
+                  </pic:blipFill>
+                  <pic:spPr>
+                    <a:xfrm>
+                      <a:off x="0" y="0"/>
+                      <a:ext cx="5612130" cy="4576445"/>
+                    </a:xfrm>
+                    <a:prstGeom prst="rect">
+                      <a:avLst/>
+                    </a:prstGeom>
+                  </pic:spPr>
+                </pic:pic>
+              </a:graphicData>
+            </a:graphic>
+          </wp:inline>
+        </w:drawing>
+      </w:r>
+    </w:p>
+    <w:p>
+      <w:r>
+        <w:lastRenderedPageBreak/>
+        <w:drawing>
+          <wp:inline distT="0" distB="0" distL="0" distR="0" wp14:anchorId="4C756AE2" wp14:editId="1DC55B9B">
+            <wp:extent cx="5612130" cy="6373495"/>
+            <wp:effectExtent l="0" t="0" r="7620" b="8255"/>
+            <wp:docPr id="178730775" name="Imagen 1"/>
+            <wp:cNvGraphicFramePr>
+              <a:graphicFrameLocks xmlns:a="http://schemas.openxmlformats.org/drawingml/2006/main" noChangeAspect="1"/>
+            </wp:cNvGraphicFramePr>
+            <a:graphic xmlns:a="http://schemas.openxmlformats.org/drawingml/2006/main">
+              <a:graphicData uri="http://schemas.openxmlformats.org/drawingml/2006/picture">
+                <pic:pic xmlns:pic="http://schemas.openxmlformats.org/drawingml/2006/picture">
+                  <pic:nvPicPr>
+                    <pic:cNvPr id="178730775" name=""/>
+                    <pic:cNvPicPr/>
+                  </pic:nvPicPr>
+                  <pic:blipFill>
+                    <a:blip r:embed="rId11"/>
+                    <a:stretch>
+                      <a:fillRect/>
+                    </a:stretch>
+                  </pic:blipFill>
+                  <pic:spPr>
+                    <a:xfrm>
+                      <a:off x="0" y="0"/>
+                      <a:ext cx="5612130" cy="6373495"/>
+                    </a:xfrm>
+                    <a:prstGeom prst="rect">
+                      <a:avLst/>
+                    </a:prstGeom>
+                  </pic:spPr>
+                </pic:pic>
+              </a:graphicData>
+            </a:graphic>
+          </wp:inline>
+        </w:drawing>
+      </w:r>
+    </w:p>
+    <w:p>
+      <w:r>
+        <w:lastRenderedPageBreak/>
+        <w:t>Conflicto</w:t>
+      </w:r>
+      <w:r>
+        <w:drawing>
+          <wp:inline distT="0" distB="0" distL="0" distR="0" wp14:anchorId="6EBA518E" wp14:editId="18D9A5B1">
+            <wp:extent cx="5612130" cy="3567430"/>
+            <wp:effectExtent l="0" t="0" r="7620" b="0"/>
+            <wp:docPr id="1781592625" name="Imagen 1"/>
+            <wp:cNvGraphicFramePr>
+              <a:graphicFrameLocks xmlns:a="http://schemas.openxmlformats.org/drawingml/2006/main" noChangeAspect="1"/>
+            </wp:cNvGraphicFramePr>
+            <a:graphic xmlns:a="http://schemas.openxmlformats.org/drawingml/2006/main">
+              <a:graphicData uri="http://schemas.openxmlformats.org/drawingml/2006/picture">
+                <pic:pic xmlns:pic="http://schemas.openxmlformats.org/drawingml/2006/picture">
+                  <pic:nvPicPr>
+                    <pic:cNvPr id="1781592625" name=""/>
+                    <pic:cNvPicPr/>
+                  </pic:nvPicPr>
+                  <pic:blipFill>
+                    <a:blip r:embed="rId12"/>
+                    <a:stretch>
+                      <a:fillRect/>
+                    </a:stretch>
+                  </pic:blipFill>
+                  <pic:spPr>
+                    <a:xfrm>
+                      <a:off x="0" y="0"/>
+                      <a:ext cx="5612130" cy="3567430"/>
+                    </a:xfrm>
+                    <a:prstGeom prst="rect">
+                      <a:avLst/>
+                    </a:prstGeom>
+                  </pic:spPr>
+                </pic:pic>
+              </a:graphicData>
+            </a:graphic>
+          </wp:inline>
+        </w:drawing>
+      </w:r>
+    </w:p>
+    <w:p>
+      <w:r>
         <w:lastRenderedPageBreak/>
         <w:drawing>
           <wp:inline distT="0" distB="0" distL="0" distR="0" wp14:anchorId="7AC6BCD4" wp14:editId="79879E52">
@@ -224,7 +432,7 @@
                     <pic:cNvPicPr/>
                   </pic:nvPicPr>
                   <pic:blipFill>
-                    <a:blip r:embed="rId8"/>
+                    <a:blip r:embed="rId13"/>
                     <a:stretch>
                       <a:fillRect/>
                     </a:stretch>
